--- a/rapports/2026-06-06/EQ25/EQ25_enq1_v2/DR_032202030015/32-33-01-19.docx
+++ b/rapports/2026-06-06/EQ25/EQ25_enq1_v2/DR_032202030015/32-33-01-19.docx
@@ -297,7 +297,7 @@
           <w:color w:val="1F6FEB"/>
           <w:sz w:val="22"/>
         </w:rPr>
-        <w:t>⚠ INCOHÉRENCES À CORRIGER (76)</w:t>
+        <w:t>⚠ INCOHÉRENCES À CORRIGER (69)</w:t>
       </w:r>
     </w:p>
     <w:tbl>
@@ -454,7 +454,7 @@
                 <w:color w:val="16A34A"/>
                 <w:sz w:val="16"/>
               </w:rPr>
-              <w:t>s01q39</w:t>
+              <w:t>s01q25, s01q30, s04q23, s01q00b, s01q30_decode, s04q23_decode</w:t>
             </w:r>
           </w:p>
         </w:tc>
@@ -485,7 +485,7 @@
                 <w:i w:val="0"/>
                 <w:sz w:val="17"/>
               </w:rPr>
-              <w:t>Incoherence! MODOU NDIAYE dispose d'un téléphone portable à s01q39, donc la raison évoquée ne peut pas être (ne dispose pas d'appareil).</w:t>
+              <w:t>Incoherence! ELHADJI BARA NDIAYE a declaré que la catégorie socioprofessionnelle de son père est  alors que le père lui-même declare comme catégorie socioprofessionnelle Travailleur pour compte propre au niveau de la section 4b.</w:t>
             </w:r>
           </w:p>
         </w:tc>
@@ -544,7 +544,7 @@
                 <w:color w:val="16A34A"/>
                 <w:sz w:val="16"/>
               </w:rPr>
-              <w:t>s01q25, s01q30, s04q23, s01q00b, s01q30_decode, s04q23_decode</w:t>
+              <w:t>s01q32, s01q37, s04q23, s01q00b, s01q37_decode, s04q23_decode</w:t>
             </w:r>
           </w:p>
         </w:tc>
@@ -575,7 +575,7 @@
                 <w:i w:val="0"/>
                 <w:sz w:val="17"/>
               </w:rPr>
-              <w:t>Incoherence! ELHADJI BARA NDIAYE a declaré que la catégorie socioprofessionnelle de son père est  alors que le père lui-même declare comme catégorie socioprofessionnelle Travailleur pour compte propre au niveau de la section 4b.</w:t>
+              <w:t>Incoherence! ELHADJI BARA NDIAYE a declaré que la catégorie socioprofessionnelle de sa mère est  alors que la mère elle-même declare comme catégorie socioprofessionnelle Travailleur pour compte propre au niveau de la section 4b.</w:t>
             </w:r>
           </w:p>
         </w:tc>
@@ -634,7 +634,7 @@
                 <w:color w:val="16A34A"/>
                 <w:sz w:val="16"/>
               </w:rPr>
-              <w:t>s01q32, s01q37, s04q23, s01q00b, s01q37_decode, s04q23_decode</w:t>
+              <w:t>s01q39</w:t>
             </w:r>
           </w:p>
         </w:tc>
@@ -665,7 +665,7 @@
                 <w:i w:val="0"/>
                 <w:sz w:val="17"/>
               </w:rPr>
-              <w:t>Incoherence! ELHADJI BARA NDIAYE a declaré que la catégorie socioprofessionnelle de sa mère est  alors que la mère elle-même declare comme catégorie socioprofessionnelle Travailleur pour compte propre au niveau de la section 4b.</w:t>
+              <w:t>Incoherence! MODOU NDIAYE dispose d'un téléphone portable à s01q39, donc la raison évoquée ne peut pas être (ne dispose pas d'appareil).</w:t>
             </w:r>
           </w:p>
         </w:tc>
@@ -935,7 +935,7 @@
                 <w:i w:val="0"/>
                 <w:sz w:val="17"/>
               </w:rPr>
-              <w:t>Incohérence!!! seulement les écoles privées paient les frais de scolarité (y compris les frais d'inscription).</w:t>
+              <w:t>Incohérent!! Le niveau d'instruction déclaré par l'un des enfants () au niveau de la section 1 de MODOU NDIAYE diffère de celui donné par MODOU NDIAYE lui-même qui affirme ne pas avoir frequenté l'école formelle.</w:t>
             </w:r>
           </w:p>
         </w:tc>
@@ -1025,7 +1025,7 @@
                 <w:i w:val="0"/>
                 <w:sz w:val="17"/>
               </w:rPr>
-              <w:t>Incohérent!! Le niveau d'instruction déclaré par l'un des enfants () au niveau de la section 1 de MODOU NDIAYE diffère de celui donné par MODOU NDIAYE lui-même qui affirme ne pas avoir frequenté l'école formelle.</w:t>
+              <w:t>Incohérent!! Le niveau d'instruction déclaré par l'un des enfants () au niveau de la section 1 de NDIAWA DIAW diffère de celui donné par NDIAWA DIAW lui-même qui affirme ne pas avoir frequenté l'école formelle.</w:t>
             </w:r>
           </w:p>
         </w:tc>
@@ -1058,6 +1058,1086 @@
                 <w:i w:val="0"/>
                 <w:sz w:val="16"/>
               </w:rPr>
+              <w:t>S11</w:t>
+              <w:br/>
+            </w:r>
+            <w:r>
+              <w:rPr>
+                <w:b w:val="0"/>
+                <w:i w:val="0"/>
+                <w:color w:val="64748B"/>
+                <w:sz w:val="14"/>
+              </w:rPr>
+              <w:t>Logement / cadre de vie</w:t>
+            </w:r>
+          </w:p>
+        </w:tc>
+        <w:tc>
+          <w:tcPr>
+            <w:tcW w:type="dxa" w:w="1531"/>
+          </w:tcPr>
+          <w:p>
+            <w:r>
+              <w:rPr>
+                <w:b/>
+                <w:i w:val="0"/>
+                <w:color w:val="16A34A"/>
+                <w:sz w:val="16"/>
+              </w:rPr>
+              <w:t>s01q07, s01q08, s02q20, s02q22, s03q07, s02q29, s04q19, s13q02</w:t>
+            </w:r>
+          </w:p>
+        </w:tc>
+        <w:tc>
+          <w:tcPr>
+            <w:tcW w:type="dxa" w:w="1191"/>
+          </w:tcPr>
+          <w:p>
+            <w:r>
+              <w:rPr>
+                <w:b w:val="0"/>
+                <w:i w:val="0"/>
+                <w:color w:val="64748B"/>
+                <w:sz w:val="16"/>
+              </w:rPr>
+              <w:t>GT-CQ</w:t>
+            </w:r>
+          </w:p>
+        </w:tc>
+        <w:tc>
+          <w:tcPr>
+            <w:tcW w:type="dxa" w:w="4706"/>
+          </w:tcPr>
+          <w:p>
+            <w:r>
+              <w:rPr>
+                <w:b w:val="0"/>
+                <w:i w:val="0"/>
+                <w:sz w:val="17"/>
+              </w:rPr>
+              <w:t>Avertissement!! Le montant supporté (25000 FCFA) par le ménage pour cette source d’énergie (Charbon de bois) à DIOURBEL Rural au cours des 30 derniers jours semble incoherent, prière de confirmer ou corriger.</w:t>
+            </w:r>
+          </w:p>
+        </w:tc>
+      </w:tr>
+      <w:tr>
+        <w:tc>
+          <w:tcPr>
+            <w:tcW w:type="dxa" w:w="964"/>
+          </w:tcPr>
+          <w:p>
+            <w:r>
+              <w:rPr>
+                <w:b/>
+                <w:i w:val="0"/>
+                <w:color w:val="DC2626"/>
+                <w:sz w:val="16"/>
+              </w:rPr>
+              <w:t>Haute</w:t>
+            </w:r>
+          </w:p>
+        </w:tc>
+        <w:tc>
+          <w:tcPr>
+            <w:tcW w:type="dxa" w:w="1247"/>
+          </w:tcPr>
+          <w:p>
+            <w:r>
+              <w:rPr>
+                <w:b/>
+                <w:i w:val="0"/>
+                <w:sz w:val="16"/>
+              </w:rPr>
+              <w:t>S16</w:t>
+              <w:br/>
+            </w:r>
+            <w:r>
+              <w:rPr>
+                <w:b w:val="0"/>
+                <w:i w:val="0"/>
+                <w:color w:val="64748B"/>
+                <w:sz w:val="14"/>
+              </w:rPr>
+              <w:t>Agriculture</w:t>
+            </w:r>
+          </w:p>
+        </w:tc>
+        <w:tc>
+          <w:tcPr>
+            <w:tcW w:type="dxa" w:w="1531"/>
+          </w:tcPr>
+          <w:p>
+            <w:r>
+              <w:rPr>
+                <w:b/>
+                <w:i w:val="0"/>
+                <w:color w:val="16A34A"/>
+                <w:sz w:val="16"/>
+              </w:rPr>
+              <w:t>s16dq05a, s16dq05c</w:t>
+            </w:r>
+          </w:p>
+        </w:tc>
+        <w:tc>
+          <w:tcPr>
+            <w:tcW w:type="dxa" w:w="1191"/>
+          </w:tcPr>
+          <w:p>
+            <w:r>
+              <w:rPr>
+                <w:b w:val="0"/>
+                <w:i w:val="0"/>
+                <w:color w:val="64748B"/>
+                <w:sz w:val="16"/>
+              </w:rPr>
+              <w:t>GT-CQ</w:t>
+            </w:r>
+          </w:p>
+        </w:tc>
+        <w:tc>
+          <w:tcPr>
+            <w:tcW w:type="dxa" w:w="4706"/>
+          </w:tcPr>
+          <w:p>
+            <w:r>
+              <w:rPr>
+                <w:b w:val="0"/>
+                <w:i w:val="0"/>
+                <w:sz w:val="17"/>
+              </w:rPr>
+              <w:t>La quantité de s16dq05a estimée en Kg est incohérente avec la prise dans la question s16dq05c, prière de bien estimer et mettre la valeur exacte.</w:t>
+            </w:r>
+          </w:p>
+        </w:tc>
+      </w:tr>
+      <w:tr>
+        <w:tc>
+          <w:tcPr>
+            <w:tcW w:type="dxa" w:w="964"/>
+          </w:tcPr>
+          <w:p>
+            <w:r>
+              <w:rPr>
+                <w:b/>
+                <w:i w:val="0"/>
+                <w:color w:val="EA580C"/>
+                <w:sz w:val="16"/>
+              </w:rPr>
+              <w:t>Moyenne</w:t>
+            </w:r>
+          </w:p>
+        </w:tc>
+        <w:tc>
+          <w:tcPr>
+            <w:tcW w:type="dxa" w:w="1247"/>
+          </w:tcPr>
+          <w:p>
+            <w:r>
+              <w:rPr>
+                <w:b/>
+                <w:i w:val="0"/>
+                <w:sz w:val="16"/>
+              </w:rPr>
+              <w:t>S00</w:t>
+              <w:br/>
+            </w:r>
+            <w:r>
+              <w:rPr>
+                <w:b w:val="0"/>
+                <w:i w:val="0"/>
+                <w:color w:val="64748B"/>
+                <w:sz w:val="14"/>
+              </w:rPr>
+              <w:t>Identification</w:t>
+            </w:r>
+          </w:p>
+        </w:tc>
+        <w:tc>
+          <w:tcPr>
+            <w:tcW w:type="dxa" w:w="1531"/>
+          </w:tcPr>
+          <w:p>
+            <w:r>
+              <w:rPr>
+                <w:b/>
+                <w:i w:val="0"/>
+                <w:color w:val="16A34A"/>
+                <w:sz w:val="16"/>
+              </w:rPr>
+              <w:t>s00q07a, s00q08, s00q10, s00q13_0, s00q15_0, s00q17_0, s00q23a, s00q23b</w:t>
+            </w:r>
+          </w:p>
+        </w:tc>
+        <w:tc>
+          <w:tcPr>
+            <w:tcW w:type="dxa" w:w="1191"/>
+          </w:tcPr>
+          <w:p>
+            <w:r>
+              <w:rPr>
+                <w:b w:val="0"/>
+                <w:i w:val="0"/>
+                <w:color w:val="64748B"/>
+                <w:sz w:val="16"/>
+              </w:rPr>
+              <w:t>GT-CQ</w:t>
+            </w:r>
+          </w:p>
+        </w:tc>
+        <w:tc>
+          <w:tcPr>
+            <w:tcW w:type="dxa" w:w="4706"/>
+          </w:tcPr>
+          <w:p>
+            <w:r>
+              <w:rPr>
+                <w:b w:val="0"/>
+                <w:i w:val="0"/>
+                <w:sz w:val="17"/>
+              </w:rPr>
+              <w:t>Prière de renseigner toutes les informations du ménage dans la section 0 avant d'entamer les autres informations.</w:t>
+            </w:r>
+          </w:p>
+        </w:tc>
+      </w:tr>
+      <w:tr>
+        <w:tc>
+          <w:tcPr>
+            <w:tcW w:type="dxa" w:w="964"/>
+          </w:tcPr>
+          <w:p>
+            <w:r>
+              <w:rPr>
+                <w:b/>
+                <w:i w:val="0"/>
+                <w:color w:val="EA580C"/>
+                <w:sz w:val="16"/>
+              </w:rPr>
+              <w:t>Moyenne</w:t>
+            </w:r>
+          </w:p>
+        </w:tc>
+        <w:tc>
+          <w:tcPr>
+            <w:tcW w:type="dxa" w:w="1247"/>
+          </w:tcPr>
+          <w:p>
+            <w:r>
+              <w:rPr>
+                <w:b/>
+                <w:i w:val="0"/>
+                <w:sz w:val="16"/>
+              </w:rPr>
+              <w:t>S00</w:t>
+              <w:br/>
+            </w:r>
+            <w:r>
+              <w:rPr>
+                <w:b w:val="0"/>
+                <w:i w:val="0"/>
+                <w:color w:val="64748B"/>
+                <w:sz w:val="14"/>
+              </w:rPr>
+              <w:t>Identification</w:t>
+            </w:r>
+          </w:p>
+        </w:tc>
+        <w:tc>
+          <w:tcPr>
+            <w:tcW w:type="dxa" w:w="1531"/>
+          </w:tcPr>
+          <w:p>
+            <w:r>
+              <w:rPr>
+                <w:b/>
+                <w:i w:val="0"/>
+                <w:color w:val="16A34A"/>
+                <w:sz w:val="16"/>
+              </w:rPr>
+              <w:t>—</w:t>
+            </w:r>
+          </w:p>
+        </w:tc>
+        <w:tc>
+          <w:tcPr>
+            <w:tcW w:type="dxa" w:w="1191"/>
+          </w:tcPr>
+          <w:p>
+            <w:r>
+              <w:rPr>
+                <w:b w:val="0"/>
+                <w:i w:val="0"/>
+                <w:color w:val="64748B"/>
+                <w:sz w:val="16"/>
+              </w:rPr>
+              <w:t>GT-CQ</w:t>
+            </w:r>
+          </w:p>
+        </w:tc>
+        <w:tc>
+          <w:tcPr>
+            <w:tcW w:type="dxa" w:w="4706"/>
+          </w:tcPr>
+          <w:p>
+            <w:r>
+              <w:rPr>
+                <w:b w:val="0"/>
+                <w:i w:val="0"/>
+                <w:sz w:val="17"/>
+              </w:rPr>
+              <w:t>Il est obligatoire de prendre les coordonnées Gps avant d'administrer le questionnaire.</w:t>
+            </w:r>
+          </w:p>
+        </w:tc>
+      </w:tr>
+      <w:tr>
+        <w:tc>
+          <w:tcPr>
+            <w:tcW w:type="dxa" w:w="964"/>
+          </w:tcPr>
+          <w:p>
+            <w:r>
+              <w:rPr>
+                <w:b/>
+                <w:i w:val="0"/>
+                <w:color w:val="EA580C"/>
+                <w:sz w:val="16"/>
+              </w:rPr>
+              <w:t>Moyenne</w:t>
+            </w:r>
+          </w:p>
+        </w:tc>
+        <w:tc>
+          <w:tcPr>
+            <w:tcW w:type="dxa" w:w="1247"/>
+          </w:tcPr>
+          <w:p>
+            <w:r>
+              <w:rPr>
+                <w:b/>
+                <w:i w:val="0"/>
+                <w:sz w:val="16"/>
+              </w:rPr>
+              <w:t>S00</w:t>
+              <w:br/>
+            </w:r>
+            <w:r>
+              <w:rPr>
+                <w:b w:val="0"/>
+                <w:i w:val="0"/>
+                <w:color w:val="64748B"/>
+                <w:sz w:val="14"/>
+              </w:rPr>
+              <w:t>Identification</w:t>
+            </w:r>
+          </w:p>
+        </w:tc>
+        <w:tc>
+          <w:tcPr>
+            <w:tcW w:type="dxa" w:w="1531"/>
+          </w:tcPr>
+          <w:p>
+            <w:r>
+              <w:rPr>
+                <w:b/>
+                <w:i w:val="0"/>
+                <w:color w:val="16A34A"/>
+                <w:sz w:val="16"/>
+              </w:rPr>
+              <w:t>—</w:t>
+            </w:r>
+          </w:p>
+        </w:tc>
+        <w:tc>
+          <w:tcPr>
+            <w:tcW w:type="dxa" w:w="1191"/>
+          </w:tcPr>
+          <w:p>
+            <w:r>
+              <w:rPr>
+                <w:b w:val="0"/>
+                <w:i w:val="0"/>
+                <w:color w:val="64748B"/>
+                <w:sz w:val="16"/>
+              </w:rPr>
+              <w:t>GT-CQ</w:t>
+            </w:r>
+          </w:p>
+        </w:tc>
+        <w:tc>
+          <w:tcPr>
+            <w:tcW w:type="dxa" w:w="4706"/>
+          </w:tcPr>
+          <w:p>
+            <w:r>
+              <w:rPr>
+                <w:b w:val="0"/>
+                <w:i w:val="0"/>
+                <w:sz w:val="17"/>
+              </w:rPr>
+              <w:t>Prière de prendre les coordonnées GPS.</w:t>
+            </w:r>
+          </w:p>
+        </w:tc>
+      </w:tr>
+      <w:tr>
+        <w:tc>
+          <w:tcPr>
+            <w:tcW w:type="dxa" w:w="964"/>
+          </w:tcPr>
+          <w:p>
+            <w:r>
+              <w:rPr>
+                <w:b/>
+                <w:i w:val="0"/>
+                <w:color w:val="EA580C"/>
+                <w:sz w:val="16"/>
+              </w:rPr>
+              <w:t>Moyenne</w:t>
+            </w:r>
+          </w:p>
+        </w:tc>
+        <w:tc>
+          <w:tcPr>
+            <w:tcW w:type="dxa" w:w="1247"/>
+          </w:tcPr>
+          <w:p>
+            <w:r>
+              <w:rPr>
+                <w:b/>
+                <w:i w:val="0"/>
+                <w:sz w:val="16"/>
+              </w:rPr>
+              <w:t>S00</w:t>
+              <w:br/>
+            </w:r>
+            <w:r>
+              <w:rPr>
+                <w:b w:val="0"/>
+                <w:i w:val="0"/>
+                <w:color w:val="64748B"/>
+                <w:sz w:val="14"/>
+              </w:rPr>
+              <w:t>Identification</w:t>
+            </w:r>
+          </w:p>
+        </w:tc>
+        <w:tc>
+          <w:tcPr>
+            <w:tcW w:type="dxa" w:w="1531"/>
+          </w:tcPr>
+          <w:p>
+            <w:r>
+              <w:rPr>
+                <w:b/>
+                <w:i w:val="0"/>
+                <w:color w:val="16A34A"/>
+                <w:sz w:val="16"/>
+              </w:rPr>
+              <w:t>—</w:t>
+            </w:r>
+          </w:p>
+        </w:tc>
+        <w:tc>
+          <w:tcPr>
+            <w:tcW w:type="dxa" w:w="1191"/>
+          </w:tcPr>
+          <w:p>
+            <w:r>
+              <w:rPr>
+                <w:b w:val="0"/>
+                <w:i w:val="0"/>
+                <w:color w:val="64748B"/>
+                <w:sz w:val="16"/>
+              </w:rPr>
+              <w:t>GT-CQ</w:t>
+            </w:r>
+          </w:p>
+        </w:tc>
+        <w:tc>
+          <w:tcPr>
+            <w:tcW w:type="dxa" w:w="4706"/>
+          </w:tcPr>
+          <w:p>
+            <w:r>
+              <w:rPr>
+                <w:b w:val="0"/>
+                <w:i w:val="0"/>
+                <w:sz w:val="17"/>
+              </w:rPr>
+              <w:t>L'adresse ou la localisation du ménage doit être bien renseignée, ne doit pas contenir des numéros de téléphone et elle semble courte pour être une adresse.</w:t>
+            </w:r>
+          </w:p>
+        </w:tc>
+      </w:tr>
+      <w:tr>
+        <w:tc>
+          <w:tcPr>
+            <w:tcW w:type="dxa" w:w="964"/>
+          </w:tcPr>
+          <w:p>
+            <w:r>
+              <w:rPr>
+                <w:b/>
+                <w:i w:val="0"/>
+                <w:color w:val="EA580C"/>
+                <w:sz w:val="16"/>
+              </w:rPr>
+              <w:t>Moyenne</w:t>
+            </w:r>
+          </w:p>
+        </w:tc>
+        <w:tc>
+          <w:tcPr>
+            <w:tcW w:type="dxa" w:w="1247"/>
+          </w:tcPr>
+          <w:p>
+            <w:r>
+              <w:rPr>
+                <w:b/>
+                <w:i w:val="0"/>
+                <w:sz w:val="16"/>
+              </w:rPr>
+              <w:t>S00</w:t>
+              <w:br/>
+            </w:r>
+            <w:r>
+              <w:rPr>
+                <w:b w:val="0"/>
+                <w:i w:val="0"/>
+                <w:color w:val="64748B"/>
+                <w:sz w:val="14"/>
+              </w:rPr>
+              <w:t>Identification</w:t>
+            </w:r>
+          </w:p>
+        </w:tc>
+        <w:tc>
+          <w:tcPr>
+            <w:tcW w:type="dxa" w:w="1531"/>
+          </w:tcPr>
+          <w:p>
+            <w:r>
+              <w:rPr>
+                <w:b/>
+                <w:i w:val="0"/>
+                <w:color w:val="16A34A"/>
+                <w:sz w:val="16"/>
+              </w:rPr>
+              <w:t>—</w:t>
+            </w:r>
+          </w:p>
+        </w:tc>
+        <w:tc>
+          <w:tcPr>
+            <w:tcW w:type="dxa" w:w="1191"/>
+          </w:tcPr>
+          <w:p>
+            <w:r>
+              <w:rPr>
+                <w:b w:val="0"/>
+                <w:i w:val="0"/>
+                <w:color w:val="64748B"/>
+                <w:sz w:val="16"/>
+              </w:rPr>
+              <w:t>GT-CQ</w:t>
+            </w:r>
+          </w:p>
+        </w:tc>
+        <w:tc>
+          <w:tcPr>
+            <w:tcW w:type="dxa" w:w="4706"/>
+          </w:tcPr>
+          <w:p>
+            <w:r>
+              <w:rPr>
+                <w:b w:val="0"/>
+                <w:i w:val="0"/>
+                <w:sz w:val="17"/>
+              </w:rPr>
+              <w:t>Prière de renseigner la bonne adresse.Attention! Il manque des informations non renseignées dans la section 0, prière de regarder toutes les autres informations dans l'identification du ménage (IDENTIFICATION ET RENSEIGNEMENTS DE CONTROLE) ou dans OBSERVATIONS pour pouvoir renseigné toutes les questions liées au ménage.</w:t>
+            </w:r>
+          </w:p>
+        </w:tc>
+      </w:tr>
+      <w:tr>
+        <w:tc>
+          <w:tcPr>
+            <w:tcW w:type="dxa" w:w="964"/>
+          </w:tcPr>
+          <w:p>
+            <w:r>
+              <w:rPr>
+                <w:b/>
+                <w:i w:val="0"/>
+                <w:color w:val="EA580C"/>
+                <w:sz w:val="16"/>
+              </w:rPr>
+              <w:t>Moyenne</w:t>
+            </w:r>
+          </w:p>
+        </w:tc>
+        <w:tc>
+          <w:tcPr>
+            <w:tcW w:type="dxa" w:w="1247"/>
+          </w:tcPr>
+          <w:p>
+            <w:r>
+              <w:rPr>
+                <w:b/>
+                <w:i w:val="0"/>
+                <w:sz w:val="16"/>
+              </w:rPr>
+              <w:t>S01</w:t>
+              <w:br/>
+            </w:r>
+            <w:r>
+              <w:rPr>
+                <w:b w:val="0"/>
+                <w:i w:val="0"/>
+                <w:color w:val="64748B"/>
+                <w:sz w:val="14"/>
+              </w:rPr>
+              <w:t>Démographie</w:t>
+            </w:r>
+          </w:p>
+        </w:tc>
+        <w:tc>
+          <w:tcPr>
+            <w:tcW w:type="dxa" w:w="1531"/>
+          </w:tcPr>
+          <w:p>
+            <w:r>
+              <w:rPr>
+                <w:b/>
+                <w:i w:val="0"/>
+                <w:color w:val="16A34A"/>
+                <w:sz w:val="16"/>
+              </w:rPr>
+              <w:t>—</w:t>
+            </w:r>
+          </w:p>
+        </w:tc>
+        <w:tc>
+          <w:tcPr>
+            <w:tcW w:type="dxa" w:w="1191"/>
+          </w:tcPr>
+          <w:p>
+            <w:r>
+              <w:rPr>
+                <w:b w:val="0"/>
+                <w:i w:val="0"/>
+                <w:color w:val="64748B"/>
+                <w:sz w:val="16"/>
+              </w:rPr>
+              <w:t>GT-CQ</w:t>
+            </w:r>
+          </w:p>
+        </w:tc>
+        <w:tc>
+          <w:tcPr>
+            <w:tcW w:type="dxa" w:w="4706"/>
+          </w:tcPr>
+          <w:p>
+            <w:r>
+              <w:rPr>
+                <w:b w:val="0"/>
+                <w:i w:val="0"/>
+                <w:sz w:val="17"/>
+              </w:rPr>
+              <w:t>Prière de verifier l'information donnée par ELHADJI BARA NDIAYE ou corriger au niveau de la section 1.</w:t>
+            </w:r>
+          </w:p>
+        </w:tc>
+      </w:tr>
+      <w:tr>
+        <w:tc>
+          <w:tcPr>
+            <w:tcW w:type="dxa" w:w="964"/>
+          </w:tcPr>
+          <w:p>
+            <w:r>
+              <w:rPr>
+                <w:b/>
+                <w:i w:val="0"/>
+                <w:color w:val="EA580C"/>
+                <w:sz w:val="16"/>
+              </w:rPr>
+              <w:t>Moyenne</w:t>
+            </w:r>
+          </w:p>
+        </w:tc>
+        <w:tc>
+          <w:tcPr>
+            <w:tcW w:type="dxa" w:w="1247"/>
+          </w:tcPr>
+          <w:p>
+            <w:r>
+              <w:rPr>
+                <w:b/>
+                <w:i w:val="0"/>
+                <w:sz w:val="16"/>
+              </w:rPr>
+              <w:t>S01</w:t>
+              <w:br/>
+            </w:r>
+            <w:r>
+              <w:rPr>
+                <w:b w:val="0"/>
+                <w:i w:val="0"/>
+                <w:color w:val="64748B"/>
+                <w:sz w:val="14"/>
+              </w:rPr>
+              <w:t>Démographie</w:t>
+            </w:r>
+          </w:p>
+        </w:tc>
+        <w:tc>
+          <w:tcPr>
+            <w:tcW w:type="dxa" w:w="1531"/>
+          </w:tcPr>
+          <w:p>
+            <w:r>
+              <w:rPr>
+                <w:b/>
+                <w:i w:val="0"/>
+                <w:color w:val="16A34A"/>
+                <w:sz w:val="16"/>
+              </w:rPr>
+              <w:t>—</w:t>
+            </w:r>
+          </w:p>
+        </w:tc>
+        <w:tc>
+          <w:tcPr>
+            <w:tcW w:type="dxa" w:w="1191"/>
+          </w:tcPr>
+          <w:p>
+            <w:r>
+              <w:rPr>
+                <w:b w:val="0"/>
+                <w:i w:val="0"/>
+                <w:color w:val="64748B"/>
+                <w:sz w:val="16"/>
+              </w:rPr>
+              <w:t>GT-CQ</w:t>
+            </w:r>
+          </w:p>
+        </w:tc>
+        <w:tc>
+          <w:tcPr>
+            <w:tcW w:type="dxa" w:w="4706"/>
+          </w:tcPr>
+          <w:p>
+            <w:r>
+              <w:rPr>
+                <w:b w:val="0"/>
+                <w:i w:val="0"/>
+                <w:sz w:val="17"/>
+              </w:rPr>
+              <w:t>Prière de verifier l'information donnée par NDELLA NDIAYE ou corriger au niveau de la section 1.</w:t>
+            </w:r>
+          </w:p>
+        </w:tc>
+      </w:tr>
+      <w:tr>
+        <w:tc>
+          <w:tcPr>
+            <w:tcW w:type="dxa" w:w="964"/>
+          </w:tcPr>
+          <w:p>
+            <w:r>
+              <w:rPr>
+                <w:b/>
+                <w:i w:val="0"/>
+                <w:color w:val="EA580C"/>
+                <w:sz w:val="16"/>
+              </w:rPr>
+              <w:t>Moyenne</w:t>
+            </w:r>
+          </w:p>
+        </w:tc>
+        <w:tc>
+          <w:tcPr>
+            <w:tcW w:type="dxa" w:w="1247"/>
+          </w:tcPr>
+          <w:p>
+            <w:r>
+              <w:rPr>
+                <w:b/>
+                <w:i w:val="0"/>
+                <w:sz w:val="16"/>
+              </w:rPr>
+              <w:t>S01</w:t>
+              <w:br/>
+            </w:r>
+            <w:r>
+              <w:rPr>
+                <w:b w:val="0"/>
+                <w:i w:val="0"/>
+                <w:color w:val="64748B"/>
+                <w:sz w:val="14"/>
+              </w:rPr>
+              <w:t>Démographie</w:t>
+            </w:r>
+          </w:p>
+        </w:tc>
+        <w:tc>
+          <w:tcPr>
+            <w:tcW w:type="dxa" w:w="1531"/>
+          </w:tcPr>
+          <w:p>
+            <w:r>
+              <w:rPr>
+                <w:b/>
+                <w:i w:val="0"/>
+                <w:color w:val="16A34A"/>
+                <w:sz w:val="16"/>
+              </w:rPr>
+              <w:t>s01q10_1</w:t>
+            </w:r>
+          </w:p>
+        </w:tc>
+        <w:tc>
+          <w:tcPr>
+            <w:tcW w:type="dxa" w:w="1191"/>
+          </w:tcPr>
+          <w:p>
+            <w:r>
+              <w:rPr>
+                <w:b w:val="0"/>
+                <w:i w:val="0"/>
+                <w:color w:val="64748B"/>
+                <w:sz w:val="16"/>
+              </w:rPr>
+              <w:t>GT-CQ</w:t>
+            </w:r>
+          </w:p>
+        </w:tc>
+        <w:tc>
+          <w:tcPr>
+            <w:tcW w:type="dxa" w:w="4706"/>
+          </w:tcPr>
+          <w:p>
+            <w:r>
+              <w:rPr>
+                <w:b w:val="0"/>
+                <w:i w:val="0"/>
+                <w:sz w:val="17"/>
+              </w:rPr>
+              <w:t>La taille du ménage lors de l'enquête principale (4) de ce ménage est inférieur à la taille du denombrement (7), prière de fournir des explications concrètes ou aller revisiter le ménage.</w:t>
+            </w:r>
+          </w:p>
+        </w:tc>
+      </w:tr>
+      <w:tr>
+        <w:tc>
+          <w:tcPr>
+            <w:tcW w:type="dxa" w:w="964"/>
+          </w:tcPr>
+          <w:p>
+            <w:r>
+              <w:rPr>
+                <w:b/>
+                <w:i w:val="0"/>
+                <w:color w:val="EA580C"/>
+                <w:sz w:val="16"/>
+              </w:rPr>
+              <w:t>Moyenne</w:t>
+            </w:r>
+          </w:p>
+        </w:tc>
+        <w:tc>
+          <w:tcPr>
+            <w:tcW w:type="dxa" w:w="1247"/>
+          </w:tcPr>
+          <w:p>
+            <w:r>
+              <w:rPr>
+                <w:b/>
+                <w:i w:val="0"/>
+                <w:sz w:val="16"/>
+              </w:rPr>
+              <w:t>S01</w:t>
+              <w:br/>
+            </w:r>
+            <w:r>
+              <w:rPr>
+                <w:b w:val="0"/>
+                <w:i w:val="0"/>
+                <w:color w:val="64748B"/>
+                <w:sz w:val="14"/>
+              </w:rPr>
+              <w:t>Démographie</w:t>
+            </w:r>
+          </w:p>
+        </w:tc>
+        <w:tc>
+          <w:tcPr>
+            <w:tcW w:type="dxa" w:w="1531"/>
+          </w:tcPr>
+          <w:p>
+            <w:r>
+              <w:rPr>
+                <w:b/>
+                <w:i w:val="0"/>
+                <w:color w:val="16A34A"/>
+                <w:sz w:val="16"/>
+              </w:rPr>
+              <w:t>—</w:t>
+            </w:r>
+          </w:p>
+        </w:tc>
+        <w:tc>
+          <w:tcPr>
+            <w:tcW w:type="dxa" w:w="1191"/>
+          </w:tcPr>
+          <w:p>
+            <w:r>
+              <w:rPr>
+                <w:b w:val="0"/>
+                <w:i w:val="0"/>
+                <w:color w:val="64748B"/>
+                <w:sz w:val="16"/>
+              </w:rPr>
+              <w:t>GT-CQ</w:t>
+            </w:r>
+          </w:p>
+        </w:tc>
+        <w:tc>
+          <w:tcPr>
+            <w:tcW w:type="dxa" w:w="4706"/>
+          </w:tcPr>
+          <w:p>
+            <w:r>
+              <w:rPr>
+                <w:b w:val="0"/>
+                <w:i w:val="0"/>
+                <w:sz w:val="17"/>
+              </w:rPr>
+              <w:t>La dépense de communication de ce ménage est nulle, c'est-à-dire aucun membre n'a dépensé de cartes prépayées, les transferts de crédit, les abonnements et les recharges internet ou de forfaits de données mobiles(hors appels vocaux) au cours de 30 derniers jours.</w:t>
+            </w:r>
+          </w:p>
+        </w:tc>
+      </w:tr>
+      <w:tr>
+        <w:tc>
+          <w:tcPr>
+            <w:tcW w:type="dxa" w:w="964"/>
+          </w:tcPr>
+          <w:p>
+            <w:r>
+              <w:rPr>
+                <w:b/>
+                <w:i w:val="0"/>
+                <w:color w:val="EA580C"/>
+                <w:sz w:val="16"/>
+              </w:rPr>
+              <w:t>Moyenne</w:t>
+            </w:r>
+          </w:p>
+        </w:tc>
+        <w:tc>
+          <w:tcPr>
+            <w:tcW w:type="dxa" w:w="1247"/>
+          </w:tcPr>
+          <w:p>
+            <w:r>
+              <w:rPr>
+                <w:b/>
+                <w:i w:val="0"/>
+                <w:sz w:val="16"/>
+              </w:rPr>
+              <w:t>S01</w:t>
+              <w:br/>
+            </w:r>
+            <w:r>
+              <w:rPr>
+                <w:b w:val="0"/>
+                <w:i w:val="0"/>
+                <w:color w:val="64748B"/>
+                <w:sz w:val="14"/>
+              </w:rPr>
+              <w:t>Démographie</w:t>
+            </w:r>
+          </w:p>
+        </w:tc>
+        <w:tc>
+          <w:tcPr>
+            <w:tcW w:type="dxa" w:w="1531"/>
+          </w:tcPr>
+          <w:p>
+            <w:r>
+              <w:rPr>
+                <w:b/>
+                <w:i w:val="0"/>
+                <w:color w:val="16A34A"/>
+                <w:sz w:val="16"/>
+              </w:rPr>
+              <w:t>—</w:t>
+            </w:r>
+          </w:p>
+        </w:tc>
+        <w:tc>
+          <w:tcPr>
+            <w:tcW w:type="dxa" w:w="1191"/>
+          </w:tcPr>
+          <w:p>
+            <w:r>
+              <w:rPr>
+                <w:b w:val="0"/>
+                <w:i w:val="0"/>
+                <w:color w:val="64748B"/>
+                <w:sz w:val="16"/>
+              </w:rPr>
+              <w:t>GT-CQ</w:t>
+            </w:r>
+          </w:p>
+        </w:tc>
+        <w:tc>
+          <w:tcPr>
+            <w:tcW w:type="dxa" w:w="4706"/>
+          </w:tcPr>
+          <w:p>
+            <w:r>
+              <w:rPr>
+                <w:b w:val="0"/>
+                <w:i w:val="0"/>
+                <w:sz w:val="17"/>
+              </w:rPr>
+              <w:t>Prière de corriger cette information auprès de l'enquêté ou founir d'explication auprès du QG</w:t>
+            </w:r>
+          </w:p>
+        </w:tc>
+      </w:tr>
+      <w:tr>
+        <w:tc>
+          <w:tcPr>
+            <w:tcW w:type="dxa" w:w="964"/>
+          </w:tcPr>
+          <w:p>
+            <w:r>
+              <w:rPr>
+                <w:b/>
+                <w:i w:val="0"/>
+                <w:color w:val="EA580C"/>
+                <w:sz w:val="16"/>
+              </w:rPr>
+              <w:t>Moyenne</w:t>
+            </w:r>
+          </w:p>
+        </w:tc>
+        <w:tc>
+          <w:tcPr>
+            <w:tcW w:type="dxa" w:w="1247"/>
+          </w:tcPr>
+          <w:p>
+            <w:r>
+              <w:rPr>
+                <w:b/>
+                <w:i w:val="0"/>
+                <w:sz w:val="16"/>
+              </w:rPr>
               <w:t>S02</w:t>
               <w:br/>
             </w:r>
@@ -1115,7 +2195,7 @@
                 <w:i w:val="0"/>
                 <w:sz w:val="17"/>
               </w:rPr>
-              <w:t>Incohérent!! Le niveau d'instruction déclaré par l'un des enfants () au niveau de la section 1 de NDIAWA DIAW diffère de celui donné par NDIAWA DIAW lui-même qui affirme ne pas avoir frequenté l'école formelle.</w:t>
+              <w:t>Merci de bien vouloir changé 2.04 en OUI et renseigné toutes les autres informations qui concerne MODOU NDIAYE .</w:t>
             </w:r>
           </w:p>
         </w:tc>
@@ -1130,10 +2210,10 @@
               <w:rPr>
                 <w:b/>
                 <w:i w:val="0"/>
-                <w:color w:val="DC2626"/>
+                <w:color w:val="EA580C"/>
                 <w:sz w:val="16"/>
               </w:rPr>
-              <w:t>Haute</w:t>
+              <w:t>Moyenne</w:t>
             </w:r>
           </w:p>
         </w:tc>
@@ -1148,7 +2228,7 @@
                 <w:i w:val="0"/>
                 <w:sz w:val="16"/>
               </w:rPr>
-              <w:t>S11</w:t>
+              <w:t>S02</w:t>
               <w:br/>
             </w:r>
             <w:r>
@@ -1158,7 +2238,7 @@
                 <w:color w:val="64748B"/>
                 <w:sz w:val="14"/>
               </w:rPr>
-              <w:t>Logement / cadre de vie</w:t>
+              <w:t>Éducation</w:t>
             </w:r>
           </w:p>
         </w:tc>
@@ -1174,7 +2254,7 @@
                 <w:color w:val="16A34A"/>
                 <w:sz w:val="16"/>
               </w:rPr>
-              <w:t>s01q07, s01q08, s02q20, s02q22, s03q07, s02q29, s04q19, s13q02</w:t>
+              <w:t>—</w:t>
             </w:r>
           </w:p>
         </w:tc>
@@ -1205,7 +2285,7 @@
                 <w:i w:val="0"/>
                 <w:sz w:val="17"/>
               </w:rPr>
-              <w:t>Avertissement!! Le montant supporté (25000 FCFA) par le ménage pour cette source d’énergie (Charbon de bois) à DIOURBEL Rural au cours des 30 derniers jours semble incoherent, prière de confirmer ou corriger.</w:t>
+              <w:t>Merci de bien vouloir changé 2.04 en OUI et renseigné toutes les autres informations qui concerne NDIAWA DIAW .</w:t>
             </w:r>
           </w:p>
         </w:tc>
@@ -1220,10 +2300,10 @@
               <w:rPr>
                 <w:b/>
                 <w:i w:val="0"/>
-                <w:color w:val="DC2626"/>
+                <w:color w:val="EA580C"/>
                 <w:sz w:val="16"/>
               </w:rPr>
-              <w:t>Haute</w:t>
+              <w:t>Moyenne</w:t>
             </w:r>
           </w:p>
         </w:tc>
@@ -1238,7 +2318,7 @@
                 <w:i w:val="0"/>
                 <w:sz w:val="16"/>
               </w:rPr>
-              <w:t>S16</w:t>
+              <w:t>S03</w:t>
               <w:br/>
             </w:r>
             <w:r>
@@ -1248,7 +2328,7 @@
                 <w:color w:val="64748B"/>
                 <w:sz w:val="14"/>
               </w:rPr>
-              <w:t>Agriculture</w:t>
+              <w:t>Santé</w:t>
             </w:r>
           </w:p>
         </w:tc>
@@ -1264,7 +2344,7 @@
                 <w:color w:val="16A34A"/>
                 <w:sz w:val="16"/>
               </w:rPr>
-              <w:t>s16dq05a, s16dq05c</w:t>
+              <w:t>s01q02, s01q12, s01q13, s02q03__2, s03q01, s01q00b</w:t>
             </w:r>
           </w:p>
         </w:tc>
@@ -1295,1717 +2375,7 @@
                 <w:i w:val="0"/>
                 <w:sz w:val="17"/>
               </w:rPr>
-              <w:t>La quantité de s16dq05a estimée en Kg est incohérente avec la prise dans la question s16dq05c, prière de bien estimer et mettre la valeur exacte.</w:t>
-            </w:r>
-          </w:p>
-        </w:tc>
-      </w:tr>
-      <w:tr>
-        <w:tc>
-          <w:tcPr>
-            <w:tcW w:type="dxa" w:w="964"/>
-          </w:tcPr>
-          <w:p>
-            <w:r>
-              <w:rPr>
-                <w:b/>
-                <w:i w:val="0"/>
-                <w:color w:val="EA580C"/>
-                <w:sz w:val="16"/>
-              </w:rPr>
-              <w:t>Moyenne</w:t>
-            </w:r>
-          </w:p>
-        </w:tc>
-        <w:tc>
-          <w:tcPr>
-            <w:tcW w:type="dxa" w:w="1247"/>
-          </w:tcPr>
-          <w:p>
-            <w:r>
-              <w:rPr>
-                <w:b/>
-                <w:i w:val="0"/>
-                <w:sz w:val="16"/>
-              </w:rPr>
-              <w:t>S00</w:t>
-              <w:br/>
-            </w:r>
-            <w:r>
-              <w:rPr>
-                <w:b w:val="0"/>
-                <w:i w:val="0"/>
-                <w:color w:val="64748B"/>
-                <w:sz w:val="14"/>
-              </w:rPr>
-              <w:t>Identification</w:t>
-            </w:r>
-          </w:p>
-        </w:tc>
-        <w:tc>
-          <w:tcPr>
-            <w:tcW w:type="dxa" w:w="1531"/>
-          </w:tcPr>
-          <w:p>
-            <w:r>
-              <w:rPr>
-                <w:b/>
-                <w:i w:val="0"/>
-                <w:color w:val="16A34A"/>
-                <w:sz w:val="16"/>
-              </w:rPr>
-              <w:t>s00q07a, s00q08, s00q10, s00q13_0, s00q15_0, s00q17_0, s00q23a, s00q23b</w:t>
-            </w:r>
-          </w:p>
-        </w:tc>
-        <w:tc>
-          <w:tcPr>
-            <w:tcW w:type="dxa" w:w="1191"/>
-          </w:tcPr>
-          <w:p>
-            <w:r>
-              <w:rPr>
-                <w:b w:val="0"/>
-                <w:i w:val="0"/>
-                <w:color w:val="64748B"/>
-                <w:sz w:val="16"/>
-              </w:rPr>
-              <w:t>GT-CQ</w:t>
-            </w:r>
-          </w:p>
-        </w:tc>
-        <w:tc>
-          <w:tcPr>
-            <w:tcW w:type="dxa" w:w="4706"/>
-          </w:tcPr>
-          <w:p>
-            <w:r>
-              <w:rPr>
-                <w:b w:val="0"/>
-                <w:i w:val="0"/>
-                <w:sz w:val="17"/>
-              </w:rPr>
-              <w:t>Prière de renseigner toutes les informations du ménage dans la section 0 avant d'entamer les autres informations.</w:t>
-            </w:r>
-          </w:p>
-        </w:tc>
-      </w:tr>
-      <w:tr>
-        <w:tc>
-          <w:tcPr>
-            <w:tcW w:type="dxa" w:w="964"/>
-          </w:tcPr>
-          <w:p>
-            <w:r>
-              <w:rPr>
-                <w:b/>
-                <w:i w:val="0"/>
-                <w:color w:val="EA580C"/>
-                <w:sz w:val="16"/>
-              </w:rPr>
-              <w:t>Moyenne</w:t>
-            </w:r>
-          </w:p>
-        </w:tc>
-        <w:tc>
-          <w:tcPr>
-            <w:tcW w:type="dxa" w:w="1247"/>
-          </w:tcPr>
-          <w:p>
-            <w:r>
-              <w:rPr>
-                <w:b/>
-                <w:i w:val="0"/>
-                <w:sz w:val="16"/>
-              </w:rPr>
-              <w:t>S00</w:t>
-              <w:br/>
-            </w:r>
-            <w:r>
-              <w:rPr>
-                <w:b w:val="0"/>
-                <w:i w:val="0"/>
-                <w:color w:val="64748B"/>
-                <w:sz w:val="14"/>
-              </w:rPr>
-              <w:t>Identification</w:t>
-            </w:r>
-          </w:p>
-        </w:tc>
-        <w:tc>
-          <w:tcPr>
-            <w:tcW w:type="dxa" w:w="1531"/>
-          </w:tcPr>
-          <w:p>
-            <w:r>
-              <w:rPr>
-                <w:b/>
-                <w:i w:val="0"/>
-                <w:color w:val="16A34A"/>
-                <w:sz w:val="16"/>
-              </w:rPr>
-              <w:t>—</w:t>
-            </w:r>
-          </w:p>
-        </w:tc>
-        <w:tc>
-          <w:tcPr>
-            <w:tcW w:type="dxa" w:w="1191"/>
-          </w:tcPr>
-          <w:p>
-            <w:r>
-              <w:rPr>
-                <w:b w:val="0"/>
-                <w:i w:val="0"/>
-                <w:color w:val="64748B"/>
-                <w:sz w:val="16"/>
-              </w:rPr>
-              <w:t>GT-CQ</w:t>
-            </w:r>
-          </w:p>
-        </w:tc>
-        <w:tc>
-          <w:tcPr>
-            <w:tcW w:type="dxa" w:w="4706"/>
-          </w:tcPr>
-          <w:p>
-            <w:r>
-              <w:rPr>
-                <w:b w:val="0"/>
-                <w:i w:val="0"/>
-                <w:sz w:val="17"/>
-              </w:rPr>
-              <w:t>Il est obligatoire de prendre les coordonnées Gps avant d'administrer le questionnaire.</w:t>
-            </w:r>
-          </w:p>
-        </w:tc>
-      </w:tr>
-      <w:tr>
-        <w:tc>
-          <w:tcPr>
-            <w:tcW w:type="dxa" w:w="964"/>
-          </w:tcPr>
-          <w:p>
-            <w:r>
-              <w:rPr>
-                <w:b/>
-                <w:i w:val="0"/>
-                <w:color w:val="EA580C"/>
-                <w:sz w:val="16"/>
-              </w:rPr>
-              <w:t>Moyenne</w:t>
-            </w:r>
-          </w:p>
-        </w:tc>
-        <w:tc>
-          <w:tcPr>
-            <w:tcW w:type="dxa" w:w="1247"/>
-          </w:tcPr>
-          <w:p>
-            <w:r>
-              <w:rPr>
-                <w:b/>
-                <w:i w:val="0"/>
-                <w:sz w:val="16"/>
-              </w:rPr>
-              <w:t>S00</w:t>
-              <w:br/>
-            </w:r>
-            <w:r>
-              <w:rPr>
-                <w:b w:val="0"/>
-                <w:i w:val="0"/>
-                <w:color w:val="64748B"/>
-                <w:sz w:val="14"/>
-              </w:rPr>
-              <w:t>Identification</w:t>
-            </w:r>
-          </w:p>
-        </w:tc>
-        <w:tc>
-          <w:tcPr>
-            <w:tcW w:type="dxa" w:w="1531"/>
-          </w:tcPr>
-          <w:p>
-            <w:r>
-              <w:rPr>
-                <w:b/>
-                <w:i w:val="0"/>
-                <w:color w:val="16A34A"/>
-                <w:sz w:val="16"/>
-              </w:rPr>
-              <w:t>—</w:t>
-            </w:r>
-          </w:p>
-        </w:tc>
-        <w:tc>
-          <w:tcPr>
-            <w:tcW w:type="dxa" w:w="1191"/>
-          </w:tcPr>
-          <w:p>
-            <w:r>
-              <w:rPr>
-                <w:b w:val="0"/>
-                <w:i w:val="0"/>
-                <w:color w:val="64748B"/>
-                <w:sz w:val="16"/>
-              </w:rPr>
-              <w:t>GT-CQ</w:t>
-            </w:r>
-          </w:p>
-        </w:tc>
-        <w:tc>
-          <w:tcPr>
-            <w:tcW w:type="dxa" w:w="4706"/>
-          </w:tcPr>
-          <w:p>
-            <w:r>
-              <w:rPr>
-                <w:b w:val="0"/>
-                <w:i w:val="0"/>
-                <w:sz w:val="17"/>
-              </w:rPr>
-              <w:t>Prière de prendre les coordonnées GPS.</w:t>
-            </w:r>
-          </w:p>
-        </w:tc>
-      </w:tr>
-      <w:tr>
-        <w:tc>
-          <w:tcPr>
-            <w:tcW w:type="dxa" w:w="964"/>
-          </w:tcPr>
-          <w:p>
-            <w:r>
-              <w:rPr>
-                <w:b/>
-                <w:i w:val="0"/>
-                <w:color w:val="EA580C"/>
-                <w:sz w:val="16"/>
-              </w:rPr>
-              <w:t>Moyenne</w:t>
-            </w:r>
-          </w:p>
-        </w:tc>
-        <w:tc>
-          <w:tcPr>
-            <w:tcW w:type="dxa" w:w="1247"/>
-          </w:tcPr>
-          <w:p>
-            <w:r>
-              <w:rPr>
-                <w:b/>
-                <w:i w:val="0"/>
-                <w:sz w:val="16"/>
-              </w:rPr>
-              <w:t>S00</w:t>
-              <w:br/>
-            </w:r>
-            <w:r>
-              <w:rPr>
-                <w:b w:val="0"/>
-                <w:i w:val="0"/>
-                <w:color w:val="64748B"/>
-                <w:sz w:val="14"/>
-              </w:rPr>
-              <w:t>Identification</w:t>
-            </w:r>
-          </w:p>
-        </w:tc>
-        <w:tc>
-          <w:tcPr>
-            <w:tcW w:type="dxa" w:w="1531"/>
-          </w:tcPr>
-          <w:p>
-            <w:r>
-              <w:rPr>
-                <w:b/>
-                <w:i w:val="0"/>
-                <w:color w:val="16A34A"/>
-                <w:sz w:val="16"/>
-              </w:rPr>
-              <w:t>—</w:t>
-            </w:r>
-          </w:p>
-        </w:tc>
-        <w:tc>
-          <w:tcPr>
-            <w:tcW w:type="dxa" w:w="1191"/>
-          </w:tcPr>
-          <w:p>
-            <w:r>
-              <w:rPr>
-                <w:b w:val="0"/>
-                <w:i w:val="0"/>
-                <w:color w:val="64748B"/>
-                <w:sz w:val="16"/>
-              </w:rPr>
-              <w:t>GT-CQ</w:t>
-            </w:r>
-          </w:p>
-        </w:tc>
-        <w:tc>
-          <w:tcPr>
-            <w:tcW w:type="dxa" w:w="4706"/>
-          </w:tcPr>
-          <w:p>
-            <w:r>
-              <w:rPr>
-                <w:b w:val="0"/>
-                <w:i w:val="0"/>
-                <w:sz w:val="17"/>
-              </w:rPr>
-              <w:t>L'adresse ou la localisation du ménage doit être bien renseignée, ne doit pas contenir des numéros de téléphone et elle semble courte pour être une adresse.</w:t>
-            </w:r>
-          </w:p>
-        </w:tc>
-      </w:tr>
-      <w:tr>
-        <w:tc>
-          <w:tcPr>
-            <w:tcW w:type="dxa" w:w="964"/>
-          </w:tcPr>
-          <w:p>
-            <w:r>
-              <w:rPr>
-                <w:b/>
-                <w:i w:val="0"/>
-                <w:color w:val="EA580C"/>
-                <w:sz w:val="16"/>
-              </w:rPr>
-              <w:t>Moyenne</w:t>
-            </w:r>
-          </w:p>
-        </w:tc>
-        <w:tc>
-          <w:tcPr>
-            <w:tcW w:type="dxa" w:w="1247"/>
-          </w:tcPr>
-          <w:p>
-            <w:r>
-              <w:rPr>
-                <w:b/>
-                <w:i w:val="0"/>
-                <w:sz w:val="16"/>
-              </w:rPr>
-              <w:t>S00</w:t>
-              <w:br/>
-            </w:r>
-            <w:r>
-              <w:rPr>
-                <w:b w:val="0"/>
-                <w:i w:val="0"/>
-                <w:color w:val="64748B"/>
-                <w:sz w:val="14"/>
-              </w:rPr>
-              <w:t>Identification</w:t>
-            </w:r>
-          </w:p>
-        </w:tc>
-        <w:tc>
-          <w:tcPr>
-            <w:tcW w:type="dxa" w:w="1531"/>
-          </w:tcPr>
-          <w:p>
-            <w:r>
-              <w:rPr>
-                <w:b/>
-                <w:i w:val="0"/>
-                <w:color w:val="16A34A"/>
-                <w:sz w:val="16"/>
-              </w:rPr>
-              <w:t>—</w:t>
-            </w:r>
-          </w:p>
-        </w:tc>
-        <w:tc>
-          <w:tcPr>
-            <w:tcW w:type="dxa" w:w="1191"/>
-          </w:tcPr>
-          <w:p>
-            <w:r>
-              <w:rPr>
-                <w:b w:val="0"/>
-                <w:i w:val="0"/>
-                <w:color w:val="64748B"/>
-                <w:sz w:val="16"/>
-              </w:rPr>
-              <w:t>GT-CQ</w:t>
-            </w:r>
-          </w:p>
-        </w:tc>
-        <w:tc>
-          <w:tcPr>
-            <w:tcW w:type="dxa" w:w="4706"/>
-          </w:tcPr>
-          <w:p>
-            <w:r>
-              <w:rPr>
-                <w:b w:val="0"/>
-                <w:i w:val="0"/>
-                <w:sz w:val="17"/>
-              </w:rPr>
-              <w:t>Prière de renseigner la bonne adresse.Attention! Il manque des informations non renseignées dans la section 0, prière de regarder toutes les autres informations dans l'identification du ménage (IDENTIFICATION ET RENSEIGNEMENTS DE CONTROLE) ou dans OBSERVATIONS pour pouvoir renseigné toutes les questions liées au ménage.</w:t>
-            </w:r>
-          </w:p>
-        </w:tc>
-      </w:tr>
-      <w:tr>
-        <w:tc>
-          <w:tcPr>
-            <w:tcW w:type="dxa" w:w="964"/>
-          </w:tcPr>
-          <w:p>
-            <w:r>
-              <w:rPr>
-                <w:b/>
-                <w:i w:val="0"/>
-                <w:color w:val="EA580C"/>
-                <w:sz w:val="16"/>
-              </w:rPr>
-              <w:t>Moyenne</w:t>
-            </w:r>
-          </w:p>
-        </w:tc>
-        <w:tc>
-          <w:tcPr>
-            <w:tcW w:type="dxa" w:w="1247"/>
-          </w:tcPr>
-          <w:p>
-            <w:r>
-              <w:rPr>
-                <w:b/>
-                <w:i w:val="0"/>
-                <w:sz w:val="16"/>
-              </w:rPr>
-              <w:t>S01</w:t>
-              <w:br/>
-            </w:r>
-            <w:r>
-              <w:rPr>
-                <w:b w:val="0"/>
-                <w:i w:val="0"/>
-                <w:color w:val="64748B"/>
-                <w:sz w:val="14"/>
-              </w:rPr>
-              <w:t>Démographie</w:t>
-            </w:r>
-          </w:p>
-        </w:tc>
-        <w:tc>
-          <w:tcPr>
-            <w:tcW w:type="dxa" w:w="1531"/>
-          </w:tcPr>
-          <w:p>
-            <w:r>
-              <w:rPr>
-                <w:b/>
-                <w:i w:val="0"/>
-                <w:color w:val="16A34A"/>
-                <w:sz w:val="16"/>
-              </w:rPr>
-              <w:t>s00q27, s01q03a, s01q03b, s01q03c, s01q00b</w:t>
-            </w:r>
-          </w:p>
-        </w:tc>
-        <w:tc>
-          <w:tcPr>
-            <w:tcW w:type="dxa" w:w="1191"/>
-          </w:tcPr>
-          <w:p>
-            <w:r>
-              <w:rPr>
-                <w:b w:val="0"/>
-                <w:i w:val="0"/>
-                <w:color w:val="64748B"/>
-                <w:sz w:val="16"/>
-              </w:rPr>
-              <w:t>GT-CQ</w:t>
-            </w:r>
-          </w:p>
-        </w:tc>
-        <w:tc>
-          <w:tcPr>
-            <w:tcW w:type="dxa" w:w="4706"/>
-          </w:tcPr>
-          <w:p>
-            <w:r>
-              <w:rPr>
-                <w:b w:val="0"/>
-                <w:i w:val="0"/>
-                <w:sz w:val="17"/>
-              </w:rPr>
-              <w:t>Les informations sur l'acte de naissance (ni Jours, ni mois et ni années) de  ELHADJI BARA NDIAYE  manquent, s'il vous plait pouvez-vous fournir d'effort pour avoir ces informations.</w:t>
-            </w:r>
-          </w:p>
-        </w:tc>
-      </w:tr>
-      <w:tr>
-        <w:tc>
-          <w:tcPr>
-            <w:tcW w:type="dxa" w:w="964"/>
-          </w:tcPr>
-          <w:p>
-            <w:r>
-              <w:rPr>
-                <w:b/>
-                <w:i w:val="0"/>
-                <w:color w:val="EA580C"/>
-                <w:sz w:val="16"/>
-              </w:rPr>
-              <w:t>Moyenne</w:t>
-            </w:r>
-          </w:p>
-        </w:tc>
-        <w:tc>
-          <w:tcPr>
-            <w:tcW w:type="dxa" w:w="1247"/>
-          </w:tcPr>
-          <w:p>
-            <w:r>
-              <w:rPr>
-                <w:b/>
-                <w:i w:val="0"/>
-                <w:sz w:val="16"/>
-              </w:rPr>
-              <w:t>S01</w:t>
-              <w:br/>
-            </w:r>
-            <w:r>
-              <w:rPr>
-                <w:b w:val="0"/>
-                <w:i w:val="0"/>
-                <w:color w:val="64748B"/>
-                <w:sz w:val="14"/>
-              </w:rPr>
-              <w:t>Démographie</w:t>
-            </w:r>
-          </w:p>
-        </w:tc>
-        <w:tc>
-          <w:tcPr>
-            <w:tcW w:type="dxa" w:w="1531"/>
-          </w:tcPr>
-          <w:p>
-            <w:r>
-              <w:rPr>
-                <w:b/>
-                <w:i w:val="0"/>
-                <w:color w:val="16A34A"/>
-                <w:sz w:val="16"/>
-              </w:rPr>
-              <w:t>—</w:t>
-            </w:r>
-          </w:p>
-        </w:tc>
-        <w:tc>
-          <w:tcPr>
-            <w:tcW w:type="dxa" w:w="1191"/>
-          </w:tcPr>
-          <w:p>
-            <w:r>
-              <w:rPr>
-                <w:b w:val="0"/>
-                <w:i w:val="0"/>
-                <w:color w:val="64748B"/>
-                <w:sz w:val="16"/>
-              </w:rPr>
-              <w:t>GT-CQ</w:t>
-            </w:r>
-          </w:p>
-        </w:tc>
-        <w:tc>
-          <w:tcPr>
-            <w:tcW w:type="dxa" w:w="4706"/>
-          </w:tcPr>
-          <w:p>
-            <w:r>
-              <w:rPr>
-                <w:b w:val="0"/>
-                <w:i w:val="0"/>
-                <w:sz w:val="17"/>
-              </w:rPr>
-              <w:t>Prière de verifier l'information donnée par ELHADJI BARA NDIAYE ou corriger au niveau de la section 1.</w:t>
-            </w:r>
-          </w:p>
-        </w:tc>
-      </w:tr>
-      <w:tr>
-        <w:tc>
-          <w:tcPr>
-            <w:tcW w:type="dxa" w:w="964"/>
-          </w:tcPr>
-          <w:p>
-            <w:r>
-              <w:rPr>
-                <w:b/>
-                <w:i w:val="0"/>
-                <w:color w:val="EA580C"/>
-                <w:sz w:val="16"/>
-              </w:rPr>
-              <w:t>Moyenne</w:t>
-            </w:r>
-          </w:p>
-        </w:tc>
-        <w:tc>
-          <w:tcPr>
-            <w:tcW w:type="dxa" w:w="1247"/>
-          </w:tcPr>
-          <w:p>
-            <w:r>
-              <w:rPr>
-                <w:b/>
-                <w:i w:val="0"/>
-                <w:sz w:val="16"/>
-              </w:rPr>
-              <w:t>S01</w:t>
-              <w:br/>
-            </w:r>
-            <w:r>
-              <w:rPr>
-                <w:b w:val="0"/>
-                <w:i w:val="0"/>
-                <w:color w:val="64748B"/>
-                <w:sz w:val="14"/>
-              </w:rPr>
-              <w:t>Démographie</w:t>
-            </w:r>
-          </w:p>
-        </w:tc>
-        <w:tc>
-          <w:tcPr>
-            <w:tcW w:type="dxa" w:w="1531"/>
-          </w:tcPr>
-          <w:p>
-            <w:r>
-              <w:rPr>
-                <w:b/>
-                <w:i w:val="0"/>
-                <w:color w:val="16A34A"/>
-                <w:sz w:val="16"/>
-              </w:rPr>
-              <w:t>s00q27, s01q03a, s01q03b, s01q03c, s01q00b</w:t>
-            </w:r>
-          </w:p>
-        </w:tc>
-        <w:tc>
-          <w:tcPr>
-            <w:tcW w:type="dxa" w:w="1191"/>
-          </w:tcPr>
-          <w:p>
-            <w:r>
-              <w:rPr>
-                <w:b w:val="0"/>
-                <w:i w:val="0"/>
-                <w:color w:val="64748B"/>
-                <w:sz w:val="16"/>
-              </w:rPr>
-              <w:t>GT-CQ</w:t>
-            </w:r>
-          </w:p>
-        </w:tc>
-        <w:tc>
-          <w:tcPr>
-            <w:tcW w:type="dxa" w:w="4706"/>
-          </w:tcPr>
-          <w:p>
-            <w:r>
-              <w:rPr>
-                <w:b w:val="0"/>
-                <w:i w:val="0"/>
-                <w:sz w:val="17"/>
-              </w:rPr>
-              <w:t>Les informations sur l'acte de naissance (ni Jours, ni mois et ni années) de  MOURTALA NDIAYE  manquent, s'il vous plait pouvez-vous fournir d'effort pour avoir ces informations.</w:t>
-            </w:r>
-          </w:p>
-        </w:tc>
-      </w:tr>
-      <w:tr>
-        <w:tc>
-          <w:tcPr>
-            <w:tcW w:type="dxa" w:w="964"/>
-          </w:tcPr>
-          <w:p>
-            <w:r>
-              <w:rPr>
-                <w:b/>
-                <w:i w:val="0"/>
-                <w:color w:val="EA580C"/>
-                <w:sz w:val="16"/>
-              </w:rPr>
-              <w:t>Moyenne</w:t>
-            </w:r>
-          </w:p>
-        </w:tc>
-        <w:tc>
-          <w:tcPr>
-            <w:tcW w:type="dxa" w:w="1247"/>
-          </w:tcPr>
-          <w:p>
-            <w:r>
-              <w:rPr>
-                <w:b/>
-                <w:i w:val="0"/>
-                <w:sz w:val="16"/>
-              </w:rPr>
-              <w:t>S01</w:t>
-              <w:br/>
-            </w:r>
-            <w:r>
-              <w:rPr>
-                <w:b w:val="0"/>
-                <w:i w:val="0"/>
-                <w:color w:val="64748B"/>
-                <w:sz w:val="14"/>
-              </w:rPr>
-              <w:t>Démographie</w:t>
-            </w:r>
-          </w:p>
-        </w:tc>
-        <w:tc>
-          <w:tcPr>
-            <w:tcW w:type="dxa" w:w="1531"/>
-          </w:tcPr>
-          <w:p>
-            <w:r>
-              <w:rPr>
-                <w:b/>
-                <w:i w:val="0"/>
-                <w:color w:val="16A34A"/>
-                <w:sz w:val="16"/>
-              </w:rPr>
-              <w:t>s00q27, s01q03a, s01q03b, s01q03c, s01q00b</w:t>
-            </w:r>
-          </w:p>
-        </w:tc>
-        <w:tc>
-          <w:tcPr>
-            <w:tcW w:type="dxa" w:w="1191"/>
-          </w:tcPr>
-          <w:p>
-            <w:r>
-              <w:rPr>
-                <w:b w:val="0"/>
-                <w:i w:val="0"/>
-                <w:color w:val="64748B"/>
-                <w:sz w:val="16"/>
-              </w:rPr>
-              <w:t>GT-CQ</w:t>
-            </w:r>
-          </w:p>
-        </w:tc>
-        <w:tc>
-          <w:tcPr>
-            <w:tcW w:type="dxa" w:w="4706"/>
-          </w:tcPr>
-          <w:p>
-            <w:r>
-              <w:rPr>
-                <w:b w:val="0"/>
-                <w:i w:val="0"/>
-                <w:sz w:val="17"/>
-              </w:rPr>
-              <w:t>Les informations sur l'acte de naissance (ni Jours, ni mois et ni années) de  NDELLA NDIAYE  manquent, s'il vous plait pouvez-vous fournir d'effort pour avoir ces informations.</w:t>
-            </w:r>
-          </w:p>
-        </w:tc>
-      </w:tr>
-      <w:tr>
-        <w:tc>
-          <w:tcPr>
-            <w:tcW w:type="dxa" w:w="964"/>
-          </w:tcPr>
-          <w:p>
-            <w:r>
-              <w:rPr>
-                <w:b/>
-                <w:i w:val="0"/>
-                <w:color w:val="EA580C"/>
-                <w:sz w:val="16"/>
-              </w:rPr>
-              <w:t>Moyenne</w:t>
-            </w:r>
-          </w:p>
-        </w:tc>
-        <w:tc>
-          <w:tcPr>
-            <w:tcW w:type="dxa" w:w="1247"/>
-          </w:tcPr>
-          <w:p>
-            <w:r>
-              <w:rPr>
-                <w:b/>
-                <w:i w:val="0"/>
-                <w:sz w:val="16"/>
-              </w:rPr>
-              <w:t>S01</w:t>
-              <w:br/>
-            </w:r>
-            <w:r>
-              <w:rPr>
-                <w:b w:val="0"/>
-                <w:i w:val="0"/>
-                <w:color w:val="64748B"/>
-                <w:sz w:val="14"/>
-              </w:rPr>
-              <w:t>Démographie</w:t>
-            </w:r>
-          </w:p>
-        </w:tc>
-        <w:tc>
-          <w:tcPr>
-            <w:tcW w:type="dxa" w:w="1531"/>
-          </w:tcPr>
-          <w:p>
-            <w:r>
-              <w:rPr>
-                <w:b/>
-                <w:i w:val="0"/>
-                <w:color w:val="16A34A"/>
-                <w:sz w:val="16"/>
-              </w:rPr>
-              <w:t>—</w:t>
-            </w:r>
-          </w:p>
-        </w:tc>
-        <w:tc>
-          <w:tcPr>
-            <w:tcW w:type="dxa" w:w="1191"/>
-          </w:tcPr>
-          <w:p>
-            <w:r>
-              <w:rPr>
-                <w:b w:val="0"/>
-                <w:i w:val="0"/>
-                <w:color w:val="64748B"/>
-                <w:sz w:val="16"/>
-              </w:rPr>
-              <w:t>GT-CQ</w:t>
-            </w:r>
-          </w:p>
-        </w:tc>
-        <w:tc>
-          <w:tcPr>
-            <w:tcW w:type="dxa" w:w="4706"/>
-          </w:tcPr>
-          <w:p>
-            <w:r>
-              <w:rPr>
-                <w:b w:val="0"/>
-                <w:i w:val="0"/>
-                <w:sz w:val="17"/>
-              </w:rPr>
-              <w:t>Prière de verifier l'information donnée par NDELLA NDIAYE ou corriger au niveau de la section 1.</w:t>
-            </w:r>
-          </w:p>
-        </w:tc>
-      </w:tr>
-      <w:tr>
-        <w:tc>
-          <w:tcPr>
-            <w:tcW w:type="dxa" w:w="964"/>
-          </w:tcPr>
-          <w:p>
-            <w:r>
-              <w:rPr>
-                <w:b/>
-                <w:i w:val="0"/>
-                <w:color w:val="EA580C"/>
-                <w:sz w:val="16"/>
-              </w:rPr>
-              <w:t>Moyenne</w:t>
-            </w:r>
-          </w:p>
-        </w:tc>
-        <w:tc>
-          <w:tcPr>
-            <w:tcW w:type="dxa" w:w="1247"/>
-          </w:tcPr>
-          <w:p>
-            <w:r>
-              <w:rPr>
-                <w:b/>
-                <w:i w:val="0"/>
-                <w:sz w:val="16"/>
-              </w:rPr>
-              <w:t>S01</w:t>
-              <w:br/>
-            </w:r>
-            <w:r>
-              <w:rPr>
-                <w:b w:val="0"/>
-                <w:i w:val="0"/>
-                <w:color w:val="64748B"/>
-                <w:sz w:val="14"/>
-              </w:rPr>
-              <w:t>Démographie</w:t>
-            </w:r>
-          </w:p>
-        </w:tc>
-        <w:tc>
-          <w:tcPr>
-            <w:tcW w:type="dxa" w:w="1531"/>
-          </w:tcPr>
-          <w:p>
-            <w:r>
-              <w:rPr>
-                <w:b/>
-                <w:i w:val="0"/>
-                <w:color w:val="16A34A"/>
-                <w:sz w:val="16"/>
-              </w:rPr>
-              <w:t>s00q27, s01q03a, s01q03b, s01q03c, s01q00b</w:t>
-            </w:r>
-          </w:p>
-        </w:tc>
-        <w:tc>
-          <w:tcPr>
-            <w:tcW w:type="dxa" w:w="1191"/>
-          </w:tcPr>
-          <w:p>
-            <w:r>
-              <w:rPr>
-                <w:b w:val="0"/>
-                <w:i w:val="0"/>
-                <w:color w:val="64748B"/>
-                <w:sz w:val="16"/>
-              </w:rPr>
-              <w:t>GT-CQ</w:t>
-            </w:r>
-          </w:p>
-        </w:tc>
-        <w:tc>
-          <w:tcPr>
-            <w:tcW w:type="dxa" w:w="4706"/>
-          </w:tcPr>
-          <w:p>
-            <w:r>
-              <w:rPr>
-                <w:b w:val="0"/>
-                <w:i w:val="0"/>
-                <w:sz w:val="17"/>
-              </w:rPr>
-              <w:t>Les informations sur l'acte de naissance (ni Jours, ni mois et ni années) de  SERIGNE FALLOU NDIAYE  manquent, s'il vous plait pouvez-vous fournir d'effort pour avoir ces informations.</w:t>
-            </w:r>
-          </w:p>
-        </w:tc>
-      </w:tr>
-      <w:tr>
-        <w:tc>
-          <w:tcPr>
-            <w:tcW w:type="dxa" w:w="964"/>
-          </w:tcPr>
-          <w:p>
-            <w:r>
-              <w:rPr>
-                <w:b/>
-                <w:i w:val="0"/>
-                <w:color w:val="EA580C"/>
-                <w:sz w:val="16"/>
-              </w:rPr>
-              <w:t>Moyenne</w:t>
-            </w:r>
-          </w:p>
-        </w:tc>
-        <w:tc>
-          <w:tcPr>
-            <w:tcW w:type="dxa" w:w="1247"/>
-          </w:tcPr>
-          <w:p>
-            <w:r>
-              <w:rPr>
-                <w:b/>
-                <w:i w:val="0"/>
-                <w:sz w:val="16"/>
-              </w:rPr>
-              <w:t>S01</w:t>
-              <w:br/>
-            </w:r>
-            <w:r>
-              <w:rPr>
-                <w:b w:val="0"/>
-                <w:i w:val="0"/>
-                <w:color w:val="64748B"/>
-                <w:sz w:val="14"/>
-              </w:rPr>
-              <w:t>Démographie</w:t>
-            </w:r>
-          </w:p>
-        </w:tc>
-        <w:tc>
-          <w:tcPr>
-            <w:tcW w:type="dxa" w:w="1531"/>
-          </w:tcPr>
-          <w:p>
-            <w:r>
-              <w:rPr>
-                <w:b/>
-                <w:i w:val="0"/>
-                <w:color w:val="16A34A"/>
-                <w:sz w:val="16"/>
-              </w:rPr>
-              <w:t>s00q27, s01q03a, s01q03b, s01q03c, s01q00b</w:t>
-            </w:r>
-          </w:p>
-        </w:tc>
-        <w:tc>
-          <w:tcPr>
-            <w:tcW w:type="dxa" w:w="1191"/>
-          </w:tcPr>
-          <w:p>
-            <w:r>
-              <w:rPr>
-                <w:b w:val="0"/>
-                <w:i w:val="0"/>
-                <w:color w:val="64748B"/>
-                <w:sz w:val="16"/>
-              </w:rPr>
-              <w:t>GT-CQ</w:t>
-            </w:r>
-          </w:p>
-        </w:tc>
-        <w:tc>
-          <w:tcPr>
-            <w:tcW w:type="dxa" w:w="4706"/>
-          </w:tcPr>
-          <w:p>
-            <w:r>
-              <w:rPr>
-                <w:b w:val="0"/>
-                <w:i w:val="0"/>
-                <w:sz w:val="17"/>
-              </w:rPr>
-              <w:t>Les informations sur l'acte de naissance (ni Jours, ni mois et ni années) de  SOKHNA SEYNABOU NDIAYE  manquent, s'il vous plait pouvez-vous fournir d'effort pour avoir ces informations.</w:t>
-            </w:r>
-          </w:p>
-        </w:tc>
-      </w:tr>
-      <w:tr>
-        <w:tc>
-          <w:tcPr>
-            <w:tcW w:type="dxa" w:w="964"/>
-          </w:tcPr>
-          <w:p>
-            <w:r>
-              <w:rPr>
-                <w:b/>
-                <w:i w:val="0"/>
-                <w:color w:val="EA580C"/>
-                <w:sz w:val="16"/>
-              </w:rPr>
-              <w:t>Moyenne</w:t>
-            </w:r>
-          </w:p>
-        </w:tc>
-        <w:tc>
-          <w:tcPr>
-            <w:tcW w:type="dxa" w:w="1247"/>
-          </w:tcPr>
-          <w:p>
-            <w:r>
-              <w:rPr>
-                <w:b/>
-                <w:i w:val="0"/>
-                <w:sz w:val="16"/>
-              </w:rPr>
-              <w:t>S01</w:t>
-              <w:br/>
-            </w:r>
-            <w:r>
-              <w:rPr>
-                <w:b w:val="0"/>
-                <w:i w:val="0"/>
-                <w:color w:val="64748B"/>
-                <w:sz w:val="14"/>
-              </w:rPr>
-              <w:t>Démographie</w:t>
-            </w:r>
-          </w:p>
-        </w:tc>
-        <w:tc>
-          <w:tcPr>
-            <w:tcW w:type="dxa" w:w="1531"/>
-          </w:tcPr>
-          <w:p>
-            <w:r>
-              <w:rPr>
-                <w:b/>
-                <w:i w:val="0"/>
-                <w:color w:val="16A34A"/>
-                <w:sz w:val="16"/>
-              </w:rPr>
-              <w:t>s01q10_1</w:t>
-            </w:r>
-          </w:p>
-        </w:tc>
-        <w:tc>
-          <w:tcPr>
-            <w:tcW w:type="dxa" w:w="1191"/>
-          </w:tcPr>
-          <w:p>
-            <w:r>
-              <w:rPr>
-                <w:b w:val="0"/>
-                <w:i w:val="0"/>
-                <w:color w:val="64748B"/>
-                <w:sz w:val="16"/>
-              </w:rPr>
-              <w:t>GT-CQ</w:t>
-            </w:r>
-          </w:p>
-        </w:tc>
-        <w:tc>
-          <w:tcPr>
-            <w:tcW w:type="dxa" w:w="4706"/>
-          </w:tcPr>
-          <w:p>
-            <w:r>
-              <w:rPr>
-                <w:b w:val="0"/>
-                <w:i w:val="0"/>
-                <w:sz w:val="17"/>
-              </w:rPr>
-              <w:t>La taille du ménage lors de l'enquête principale (4) de ce ménage est inférieur à la taille du denombrement (7), prière de fournir des explications concrètes ou aller revisiter le ménage.</w:t>
-            </w:r>
-          </w:p>
-        </w:tc>
-      </w:tr>
-      <w:tr>
-        <w:tc>
-          <w:tcPr>
-            <w:tcW w:type="dxa" w:w="964"/>
-          </w:tcPr>
-          <w:p>
-            <w:r>
-              <w:rPr>
-                <w:b/>
-                <w:i w:val="0"/>
-                <w:color w:val="EA580C"/>
-                <w:sz w:val="16"/>
-              </w:rPr>
-              <w:t>Moyenne</w:t>
-            </w:r>
-          </w:p>
-        </w:tc>
-        <w:tc>
-          <w:tcPr>
-            <w:tcW w:type="dxa" w:w="1247"/>
-          </w:tcPr>
-          <w:p>
-            <w:r>
-              <w:rPr>
-                <w:b/>
-                <w:i w:val="0"/>
-                <w:sz w:val="16"/>
-              </w:rPr>
-              <w:t>S01</w:t>
-              <w:br/>
-            </w:r>
-            <w:r>
-              <w:rPr>
-                <w:b w:val="0"/>
-                <w:i w:val="0"/>
-                <w:color w:val="64748B"/>
-                <w:sz w:val="14"/>
-              </w:rPr>
-              <w:t>Démographie</w:t>
-            </w:r>
-          </w:p>
-        </w:tc>
-        <w:tc>
-          <w:tcPr>
-            <w:tcW w:type="dxa" w:w="1531"/>
-          </w:tcPr>
-          <w:p>
-            <w:r>
-              <w:rPr>
-                <w:b/>
-                <w:i w:val="0"/>
-                <w:color w:val="16A34A"/>
-                <w:sz w:val="16"/>
-              </w:rPr>
-              <w:t>—</w:t>
-            </w:r>
-          </w:p>
-        </w:tc>
-        <w:tc>
-          <w:tcPr>
-            <w:tcW w:type="dxa" w:w="1191"/>
-          </w:tcPr>
-          <w:p>
-            <w:r>
-              <w:rPr>
-                <w:b w:val="0"/>
-                <w:i w:val="0"/>
-                <w:color w:val="64748B"/>
-                <w:sz w:val="16"/>
-              </w:rPr>
-              <w:t>GT-CQ</w:t>
-            </w:r>
-          </w:p>
-        </w:tc>
-        <w:tc>
-          <w:tcPr>
-            <w:tcW w:type="dxa" w:w="4706"/>
-          </w:tcPr>
-          <w:p>
-            <w:r>
-              <w:rPr>
-                <w:b w:val="0"/>
-                <w:i w:val="0"/>
-                <w:sz w:val="17"/>
-              </w:rPr>
-              <w:t>La dépense de communication de ce ménage est nulle, c'est-à-dire aucun membre n'a dépensé de cartes prépayées, les transferts de crédit, les abonnements et les recharges internet ou de forfaits de données mobiles(hors appels vocaux) au cours de 30 derniers jours.</w:t>
-            </w:r>
-          </w:p>
-        </w:tc>
-      </w:tr>
-      <w:tr>
-        <w:tc>
-          <w:tcPr>
-            <w:tcW w:type="dxa" w:w="964"/>
-          </w:tcPr>
-          <w:p>
-            <w:r>
-              <w:rPr>
-                <w:b/>
-                <w:i w:val="0"/>
-                <w:color w:val="EA580C"/>
-                <w:sz w:val="16"/>
-              </w:rPr>
-              <w:t>Moyenne</w:t>
-            </w:r>
-          </w:p>
-        </w:tc>
-        <w:tc>
-          <w:tcPr>
-            <w:tcW w:type="dxa" w:w="1247"/>
-          </w:tcPr>
-          <w:p>
-            <w:r>
-              <w:rPr>
-                <w:b/>
-                <w:i w:val="0"/>
-                <w:sz w:val="16"/>
-              </w:rPr>
-              <w:t>S01</w:t>
-              <w:br/>
-            </w:r>
-            <w:r>
-              <w:rPr>
-                <w:b w:val="0"/>
-                <w:i w:val="0"/>
-                <w:color w:val="64748B"/>
-                <w:sz w:val="14"/>
-              </w:rPr>
-              <w:t>Démographie</w:t>
-            </w:r>
-          </w:p>
-        </w:tc>
-        <w:tc>
-          <w:tcPr>
-            <w:tcW w:type="dxa" w:w="1531"/>
-          </w:tcPr>
-          <w:p>
-            <w:r>
-              <w:rPr>
-                <w:b/>
-                <w:i w:val="0"/>
-                <w:color w:val="16A34A"/>
-                <w:sz w:val="16"/>
-              </w:rPr>
-              <w:t>—</w:t>
-            </w:r>
-          </w:p>
-        </w:tc>
-        <w:tc>
-          <w:tcPr>
-            <w:tcW w:type="dxa" w:w="1191"/>
-          </w:tcPr>
-          <w:p>
-            <w:r>
-              <w:rPr>
-                <w:b w:val="0"/>
-                <w:i w:val="0"/>
-                <w:color w:val="64748B"/>
-                <w:sz w:val="16"/>
-              </w:rPr>
-              <w:t>GT-CQ</w:t>
-            </w:r>
-          </w:p>
-        </w:tc>
-        <w:tc>
-          <w:tcPr>
-            <w:tcW w:type="dxa" w:w="4706"/>
-          </w:tcPr>
-          <w:p>
-            <w:r>
-              <w:rPr>
-                <w:b w:val="0"/>
-                <w:i w:val="0"/>
-                <w:sz w:val="17"/>
-              </w:rPr>
-              <w:t>Prière de corriger cette information auprès de l'enquêté ou founir d'explication auprès du QG</w:t>
-            </w:r>
-          </w:p>
-        </w:tc>
-      </w:tr>
-      <w:tr>
-        <w:tc>
-          <w:tcPr>
-            <w:tcW w:type="dxa" w:w="964"/>
-          </w:tcPr>
-          <w:p>
-            <w:r>
-              <w:rPr>
-                <w:b/>
-                <w:i w:val="0"/>
-                <w:color w:val="EA580C"/>
-                <w:sz w:val="16"/>
-              </w:rPr>
-              <w:t>Moyenne</w:t>
-            </w:r>
-          </w:p>
-        </w:tc>
-        <w:tc>
-          <w:tcPr>
-            <w:tcW w:type="dxa" w:w="1247"/>
-          </w:tcPr>
-          <w:p>
-            <w:r>
-              <w:rPr>
-                <w:b/>
-                <w:i w:val="0"/>
-                <w:sz w:val="16"/>
-              </w:rPr>
-              <w:t>S02</w:t>
-              <w:br/>
-            </w:r>
-            <w:r>
-              <w:rPr>
-                <w:b w:val="0"/>
-                <w:i w:val="0"/>
-                <w:color w:val="64748B"/>
-                <w:sz w:val="14"/>
-              </w:rPr>
-              <w:t>Éducation</w:t>
-            </w:r>
-          </w:p>
-        </w:tc>
-        <w:tc>
-          <w:tcPr>
-            <w:tcW w:type="dxa" w:w="1531"/>
-          </w:tcPr>
-          <w:p>
-            <w:r>
-              <w:rPr>
-                <w:b/>
-                <w:i w:val="0"/>
-                <w:color w:val="16A34A"/>
-                <w:sz w:val="16"/>
-              </w:rPr>
-              <w:t>—</w:t>
-            </w:r>
-          </w:p>
-        </w:tc>
-        <w:tc>
-          <w:tcPr>
-            <w:tcW w:type="dxa" w:w="1191"/>
-          </w:tcPr>
-          <w:p>
-            <w:r>
-              <w:rPr>
-                <w:b w:val="0"/>
-                <w:i w:val="0"/>
-                <w:color w:val="64748B"/>
-                <w:sz w:val="16"/>
-              </w:rPr>
-              <w:t>GT-CQ</w:t>
-            </w:r>
-          </w:p>
-        </w:tc>
-        <w:tc>
-          <w:tcPr>
-            <w:tcW w:type="dxa" w:w="4706"/>
-          </w:tcPr>
-          <w:p>
-            <w:r>
-              <w:rPr>
-                <w:b w:val="0"/>
-                <w:i w:val="0"/>
-                <w:sz w:val="17"/>
-              </w:rPr>
-              <w:t>veuillez, s'il vous plait, confirmer les frais de scolarité ( 2000 FCFA) payée de NDELLA NDIAYE avec le QG ou apporter les corrections nécessaires.</w:t>
-            </w:r>
-          </w:p>
-        </w:tc>
-      </w:tr>
-      <w:tr>
-        <w:tc>
-          <w:tcPr>
-            <w:tcW w:type="dxa" w:w="964"/>
-          </w:tcPr>
-          <w:p>
-            <w:r>
-              <w:rPr>
-                <w:b/>
-                <w:i w:val="0"/>
-                <w:color w:val="EA580C"/>
-                <w:sz w:val="16"/>
-              </w:rPr>
-              <w:t>Moyenne</w:t>
-            </w:r>
-          </w:p>
-        </w:tc>
-        <w:tc>
-          <w:tcPr>
-            <w:tcW w:type="dxa" w:w="1247"/>
-          </w:tcPr>
-          <w:p>
-            <w:r>
-              <w:rPr>
-                <w:b/>
-                <w:i w:val="0"/>
-                <w:sz w:val="16"/>
-              </w:rPr>
-              <w:t>S02</w:t>
-              <w:br/>
-            </w:r>
-            <w:r>
-              <w:rPr>
-                <w:b w:val="0"/>
-                <w:i w:val="0"/>
-                <w:color w:val="64748B"/>
-                <w:sz w:val="14"/>
-              </w:rPr>
-              <w:t>Éducation</w:t>
-            </w:r>
-          </w:p>
-        </w:tc>
-        <w:tc>
-          <w:tcPr>
-            <w:tcW w:type="dxa" w:w="1531"/>
-          </w:tcPr>
-          <w:p>
-            <w:r>
-              <w:rPr>
-                <w:b/>
-                <w:i w:val="0"/>
-                <w:color w:val="16A34A"/>
-                <w:sz w:val="16"/>
-              </w:rPr>
-              <w:t>—</w:t>
-            </w:r>
-          </w:p>
-        </w:tc>
-        <w:tc>
-          <w:tcPr>
-            <w:tcW w:type="dxa" w:w="1191"/>
-          </w:tcPr>
-          <w:p>
-            <w:r>
-              <w:rPr>
-                <w:b w:val="0"/>
-                <w:i w:val="0"/>
-                <w:color w:val="64748B"/>
-                <w:sz w:val="16"/>
-              </w:rPr>
-              <w:t>GT-CQ</w:t>
-            </w:r>
-          </w:p>
-        </w:tc>
-        <w:tc>
-          <w:tcPr>
-            <w:tcW w:type="dxa" w:w="4706"/>
-          </w:tcPr>
-          <w:p>
-            <w:r>
-              <w:rPr>
-                <w:b w:val="0"/>
-                <w:i w:val="0"/>
-                <w:sz w:val="17"/>
-              </w:rPr>
-              <w:t>Merci de bien vouloir changé 2.04 en OUI et renseigné toutes les autres informations qui concerne MODOU NDIAYE .</w:t>
-            </w:r>
-          </w:p>
-        </w:tc>
-      </w:tr>
-      <w:tr>
-        <w:tc>
-          <w:tcPr>
-            <w:tcW w:type="dxa" w:w="964"/>
-          </w:tcPr>
-          <w:p>
-            <w:r>
-              <w:rPr>
-                <w:b/>
-                <w:i w:val="0"/>
-                <w:color w:val="EA580C"/>
-                <w:sz w:val="16"/>
-              </w:rPr>
-              <w:t>Moyenne</w:t>
-            </w:r>
-          </w:p>
-        </w:tc>
-        <w:tc>
-          <w:tcPr>
-            <w:tcW w:type="dxa" w:w="1247"/>
-          </w:tcPr>
-          <w:p>
-            <w:r>
-              <w:rPr>
-                <w:b/>
-                <w:i w:val="0"/>
-                <w:sz w:val="16"/>
-              </w:rPr>
-              <w:t>S02</w:t>
-              <w:br/>
-            </w:r>
-            <w:r>
-              <w:rPr>
-                <w:b w:val="0"/>
-                <w:i w:val="0"/>
-                <w:color w:val="64748B"/>
-                <w:sz w:val="14"/>
-              </w:rPr>
-              <w:t>Éducation</w:t>
-            </w:r>
-          </w:p>
-        </w:tc>
-        <w:tc>
-          <w:tcPr>
-            <w:tcW w:type="dxa" w:w="1531"/>
-          </w:tcPr>
-          <w:p>
-            <w:r>
-              <w:rPr>
-                <w:b/>
-                <w:i w:val="0"/>
-                <w:color w:val="16A34A"/>
-                <w:sz w:val="16"/>
-              </w:rPr>
-              <w:t>—</w:t>
-            </w:r>
-          </w:p>
-        </w:tc>
-        <w:tc>
-          <w:tcPr>
-            <w:tcW w:type="dxa" w:w="1191"/>
-          </w:tcPr>
-          <w:p>
-            <w:r>
-              <w:rPr>
-                <w:b w:val="0"/>
-                <w:i w:val="0"/>
-                <w:color w:val="64748B"/>
-                <w:sz w:val="16"/>
-              </w:rPr>
-              <w:t>GT-CQ</w:t>
-            </w:r>
-          </w:p>
-        </w:tc>
-        <w:tc>
-          <w:tcPr>
-            <w:tcW w:type="dxa" w:w="4706"/>
-          </w:tcPr>
-          <w:p>
-            <w:r>
-              <w:rPr>
-                <w:b w:val="0"/>
-                <w:i w:val="0"/>
-                <w:sz w:val="17"/>
-              </w:rPr>
-              <w:t>Merci de bien vouloir changé 2.04 en OUI et renseigné toutes les autres informations qui concerne NDIAWA DIAW .</w:t>
-            </w:r>
-          </w:p>
-        </w:tc>
-      </w:tr>
-      <w:tr>
-        <w:tc>
-          <w:tcPr>
-            <w:tcW w:type="dxa" w:w="964"/>
-          </w:tcPr>
-          <w:p>
-            <w:r>
-              <w:rPr>
-                <w:b/>
-                <w:i w:val="0"/>
-                <w:color w:val="EA580C"/>
-                <w:sz w:val="16"/>
-              </w:rPr>
-              <w:t>Moyenne</w:t>
-            </w:r>
-          </w:p>
-        </w:tc>
-        <w:tc>
-          <w:tcPr>
-            <w:tcW w:type="dxa" w:w="1247"/>
-          </w:tcPr>
-          <w:p>
-            <w:r>
-              <w:rPr>
-                <w:b/>
-                <w:i w:val="0"/>
-                <w:sz w:val="16"/>
-              </w:rPr>
-              <w:t>S03</w:t>
-              <w:br/>
-            </w:r>
-            <w:r>
-              <w:rPr>
-                <w:b w:val="0"/>
-                <w:i w:val="0"/>
-                <w:color w:val="64748B"/>
-                <w:sz w:val="14"/>
-              </w:rPr>
-              <w:t>Santé</w:t>
-            </w:r>
-          </w:p>
-        </w:tc>
-        <w:tc>
-          <w:tcPr>
-            <w:tcW w:type="dxa" w:w="1531"/>
-          </w:tcPr>
-          <w:p>
-            <w:r>
-              <w:rPr>
-                <w:b/>
-                <w:i w:val="0"/>
-                <w:color w:val="16A34A"/>
-                <w:sz w:val="16"/>
-              </w:rPr>
-              <w:t>s01q02, s01q12, s01q13, s02q03__2, s03q01, s01q00b</w:t>
-            </w:r>
-          </w:p>
-        </w:tc>
-        <w:tc>
-          <w:tcPr>
-            <w:tcW w:type="dxa" w:w="1191"/>
-          </w:tcPr>
-          <w:p>
-            <w:r>
-              <w:rPr>
-                <w:b w:val="0"/>
-                <w:i w:val="0"/>
-                <w:color w:val="64748B"/>
-                <w:sz w:val="16"/>
-              </w:rPr>
-              <w:t>GT-CQ</w:t>
-            </w:r>
-          </w:p>
-        </w:tc>
-        <w:tc>
-          <w:tcPr>
-            <w:tcW w:type="dxa" w:w="4706"/>
-          </w:tcPr>
-          <w:p>
-            <w:r>
-              <w:rPr>
-                <w:b w:val="0"/>
-                <w:i w:val="0"/>
-                <w:sz w:val="17"/>
-              </w:rPr>
-              <w:t>La section n'est pas renseignée pour MOURTALA NDIAYE, prière de la renseigner.</w:t>
+              <w:t>La section n'est pas renseignée pour SERIGNE FALLOU NDIAYE, prière de la renseigner.</w:t>
             </w:r>
           </w:p>
         </w:tc>
